--- a/Files/06 - Yom Tov/01 - Pesach/5783/Dvar Torah/Dvar Torah Pesach 5783.docx
+++ b/Files/06 - Yom Tov/01 - Pesach/5783/Dvar Torah/Dvar Torah Pesach 5783.docx
@@ -858,7 +858,7 @@
         <w:rPr>
           <w:rFonts w:ascii="Times New Roman" w:hAnsi="Times New Roman" w:cs="Times New Roman"/>
         </w:rPr>
-        <w:t xml:space="preserve"> that</w:t>
+        <w:t xml:space="preserve"> that </w:t>
       </w:r>
       <w:r>
         <w:rPr>
@@ -913,7 +913,7 @@
         <w:rPr>
           <w:rFonts w:ascii="Times New Roman" w:hAnsi="Times New Roman" w:cs="Times New Roman"/>
         </w:rPr>
-        <w:t xml:space="preserve"> is</w:t>
+        <w:t xml:space="preserve"> is </w:t>
       </w:r>
       <w:r>
         <w:rPr>
@@ -1375,7 +1375,7 @@
         <w:rPr>
           <w:rFonts w:ascii="Times New Roman" w:hAnsi="Times New Roman" w:cs="Times New Roman"/>
         </w:rPr>
-        <w:t xml:space="preserve"> in</w:t>
+        <w:t xml:space="preserve"> in </w:t>
       </w:r>
       <w:r>
         <w:rPr>
@@ -1440,7 +1440,7 @@
         <w:rPr>
           <w:rFonts w:ascii="Times New Roman" w:hAnsi="Times New Roman" w:cs="Times New Roman"/>
         </w:rPr>
-        <w:t>s</w:t>
+        <w:t xml:space="preserve">s </w:t>
       </w:r>
       <w:r>
         <w:rPr>
@@ -1735,7 +1735,7 @@
         <w:rPr>
           <w:rFonts w:ascii="Times New Roman" w:hAnsi="Times New Roman" w:cs="Times New Roman"/>
         </w:rPr>
-        <w:t>, making it</w:t>
+        <w:t xml:space="preserve">, making it </w:t>
       </w:r>
       <w:r>
         <w:rPr>
